--- a/docs/ASpectrum_Keys.docx
+++ b/docs/ASpectrum_Keys.docx
@@ -29,7 +29,7 @@
           <w:sz w:val="21"/>
           <w:szCs w:val="21"/>
         </w:rPr>
-        <w:t xml:space="preserve">ZX Spectrum 128K on the QMTECH Cyclone IV board, with the SD card tape loader (build of 8 October 2026)</w:t>
+        <w:t xml:space="preserve">ZX Spectrum 128K on the QMTECH Cyclone IV board, with the SD card tape loader, snapshots and memory contention (build of 9 October 2026)</w:t>
       </w:r>
     </w:p>
     <w:p>
@@ -301,7 +301,7 @@
                 <w:sz w:val="20"/>
                 <w:szCs w:val="20"/>
               </w:rPr>
-              <w:t xml:space="preserve">F6</w:t>
+              <w:t xml:space="preserve">F2</w:t>
             </w:r>
           </w:p>
         </w:tc>
@@ -328,7 +328,7 @@
                 <w:sz w:val="20"/>
                 <w:szCs w:val="20"/>
               </w:rPr>
-              <w:t xml:space="preserve">Switches tape loading and saving between turbo (default) and normal speed</w:t>
+              <w:t xml:space="preserve">Saves a snapshot of the whole machine as a .z80 file</w:t>
             </w:r>
           </w:p>
         </w:tc>
@@ -355,7 +355,7 @@
                 <w:sz w:val="20"/>
                 <w:szCs w:val="20"/>
               </w:rPr>
-              <w:t xml:space="preserve">Shows "Speed: normal" or "Speed: turbo" on the bottom row for 2 seconds. Works at any time; a tape that is playing or a block being saved changes speed at once. Back to turbo after KEY0 or power-up.</w:t>
+              <w:t xml:space="preserve">The Spectrum stops at once and asks for a name. See "Saving and loading snapshots" below.</w:t>
             </w:r>
           </w:p>
         </w:tc>
@@ -386,6 +386,176 @@
                 <w:sz w:val="20"/>
                 <w:szCs w:val="20"/>
               </w:rPr>
+              <w:t xml:space="preserve">F5</w:t>
+            </w:r>
+          </w:p>
+        </w:tc>
+        <w:tc>
+          <w:tcPr>
+            <w:tcW w:type="dxa" w:w="2816"/>
+            <w:tcBorders>
+              <w:top w:val="single" w:color="A6A6A6" w:sz="4"/>
+              <w:left w:val="single" w:color="A6A6A6" w:sz="4"/>
+              <w:bottom w:val="single" w:color="A6A6A6" w:sz="4"/>
+              <w:right w:val="single" w:color="A6A6A6" w:sz="4"/>
+            </w:tcBorders>
+            <w:tcMar>
+              <w:top w:type="dxa" w:w="60"/>
+              <w:left w:type="dxa" w:w="100"/>
+              <w:bottom w:type="dxa" w:w="60"/>
+              <w:right w:type="dxa" w:w="100"/>
+            </w:tcMar>
+          </w:tcPr>
+          <w:p>
+            <w:r>
+              <w:rPr>
+                <w:rFonts w:ascii="Calibri" w:cs="Calibri" w:eastAsia="Calibri" w:hAnsi="Calibri"/>
+                <w:sz w:val="20"/>
+                <w:szCs w:val="20"/>
+              </w:rPr>
+              <w:t xml:space="preserve">Switches memory contention on (default) / off</w:t>
+            </w:r>
+          </w:p>
+        </w:tc>
+        <w:tc>
+          <w:tcPr>
+            <w:tcW w:type="dxa" w:w="4310"/>
+            <w:tcBorders>
+              <w:top w:val="single" w:color="A6A6A6" w:sz="4"/>
+              <w:left w:val="single" w:color="A6A6A6" w:sz="4"/>
+              <w:bottom w:val="single" w:color="A6A6A6" w:sz="4"/>
+              <w:right w:val="single" w:color="A6A6A6" w:sz="4"/>
+            </w:tcBorders>
+            <w:tcMar>
+              <w:top w:type="dxa" w:w="60"/>
+              <w:left w:type="dxa" w:w="100"/>
+              <w:bottom w:type="dxa" w:w="60"/>
+              <w:right w:type="dxa" w:w="100"/>
+            </w:tcMar>
+          </w:tcPr>
+          <w:p>
+            <w:r>
+              <w:rPr>
+                <w:rFonts w:ascii="Calibri" w:cs="Calibri" w:eastAsia="Calibri" w:hAnsi="Calibri"/>
+                <w:sz w:val="20"/>
+                <w:szCs w:val="20"/>
+              </w:rPr>
+              <w:t xml:space="preserve">Contention is the slowing of the processor while the screen is drawn, as on a real Spectrum; timing-critical games and border effects need it. Shows "Contention: on" or "off" for 4 seconds. Back to on after KEY0 or power-up. Never active in turbo.</w:t>
+            </w:r>
+          </w:p>
+        </w:tc>
+      </w:tr>
+      <w:tr>
+        <w:tc>
+          <w:tcPr>
+            <w:tcW w:type="dxa" w:w="2234"/>
+            <w:tcBorders>
+              <w:top w:val="single" w:color="A6A6A6" w:sz="4"/>
+              <w:left w:val="single" w:color="A6A6A6" w:sz="4"/>
+              <w:bottom w:val="single" w:color="A6A6A6" w:sz="4"/>
+              <w:right w:val="single" w:color="A6A6A6" w:sz="4"/>
+            </w:tcBorders>
+            <w:tcMar>
+              <w:top w:type="dxa" w:w="60"/>
+              <w:left w:type="dxa" w:w="100"/>
+              <w:bottom w:type="dxa" w:w="60"/>
+              <w:right w:type="dxa" w:w="100"/>
+            </w:tcMar>
+          </w:tcPr>
+          <w:p>
+            <w:r>
+              <w:rPr>
+                <w:rFonts w:ascii="Calibri" w:cs="Calibri" w:eastAsia="Calibri" w:hAnsi="Calibri"/>
+                <w:b/>
+                <w:bCs/>
+                <w:sz w:val="20"/>
+                <w:szCs w:val="20"/>
+              </w:rPr>
+              <w:t xml:space="preserve">F6</w:t>
+            </w:r>
+          </w:p>
+        </w:tc>
+        <w:tc>
+          <w:tcPr>
+            <w:tcW w:type="dxa" w:w="2816"/>
+            <w:tcBorders>
+              <w:top w:val="single" w:color="A6A6A6" w:sz="4"/>
+              <w:left w:val="single" w:color="A6A6A6" w:sz="4"/>
+              <w:bottom w:val="single" w:color="A6A6A6" w:sz="4"/>
+              <w:right w:val="single" w:color="A6A6A6" w:sz="4"/>
+            </w:tcBorders>
+            <w:tcMar>
+              <w:top w:type="dxa" w:w="60"/>
+              <w:left w:type="dxa" w:w="100"/>
+              <w:bottom w:type="dxa" w:w="60"/>
+              <w:right w:type="dxa" w:w="100"/>
+            </w:tcMar>
+          </w:tcPr>
+          <w:p>
+            <w:r>
+              <w:rPr>
+                <w:rFonts w:ascii="Calibri" w:cs="Calibri" w:eastAsia="Calibri" w:hAnsi="Calibri"/>
+                <w:sz w:val="20"/>
+                <w:szCs w:val="20"/>
+              </w:rPr>
+              <w:t xml:space="preserve">Switches tape loading and saving between turbo (default) and normal speed</w:t>
+            </w:r>
+          </w:p>
+        </w:tc>
+        <w:tc>
+          <w:tcPr>
+            <w:tcW w:type="dxa" w:w="4310"/>
+            <w:tcBorders>
+              <w:top w:val="single" w:color="A6A6A6" w:sz="4"/>
+              <w:left w:val="single" w:color="A6A6A6" w:sz="4"/>
+              <w:bottom w:val="single" w:color="A6A6A6" w:sz="4"/>
+              <w:right w:val="single" w:color="A6A6A6" w:sz="4"/>
+            </w:tcBorders>
+            <w:tcMar>
+              <w:top w:type="dxa" w:w="60"/>
+              <w:left w:type="dxa" w:w="100"/>
+              <w:bottom w:type="dxa" w:w="60"/>
+              <w:right w:type="dxa" w:w="100"/>
+            </w:tcMar>
+          </w:tcPr>
+          <w:p>
+            <w:r>
+              <w:rPr>
+                <w:rFonts w:ascii="Calibri" w:cs="Calibri" w:eastAsia="Calibri" w:hAnsi="Calibri"/>
+                <w:sz w:val="20"/>
+                <w:szCs w:val="20"/>
+              </w:rPr>
+              <w:t xml:space="preserve">Shows "Speed: normal" or "Speed: turbo" on the bottom row for 2 seconds. Works at any time; a tape that is playing or a block being saved changes speed at once. Back to turbo after KEY0 or power-up.</w:t>
+            </w:r>
+          </w:p>
+        </w:tc>
+      </w:tr>
+      <w:tr>
+        <w:tc>
+          <w:tcPr>
+            <w:tcW w:type="dxa" w:w="2234"/>
+            <w:tcBorders>
+              <w:top w:val="single" w:color="A6A6A6" w:sz="4"/>
+              <w:left w:val="single" w:color="A6A6A6" w:sz="4"/>
+              <w:bottom w:val="single" w:color="A6A6A6" w:sz="4"/>
+              <w:right w:val="single" w:color="A6A6A6" w:sz="4"/>
+            </w:tcBorders>
+            <w:tcMar>
+              <w:top w:type="dxa" w:w="60"/>
+              <w:left w:type="dxa" w:w="100"/>
+              <w:bottom w:type="dxa" w:w="60"/>
+              <w:right w:type="dxa" w:w="100"/>
+            </w:tcMar>
+          </w:tcPr>
+          <w:p>
+            <w:r>
+              <w:rPr>
+                <w:rFonts w:ascii="Calibri" w:cs="Calibri" w:eastAsia="Calibri" w:hAnsi="Calibri"/>
+                <w:b/>
+                <w:bCs/>
+                <w:sz w:val="20"/>
+                <w:szCs w:val="20"/>
+              </w:rPr>
               <w:t xml:space="preserve">F8</w:t>
             </w:r>
           </w:p>
@@ -440,7 +610,128 @@
                 <w:sz w:val="20"/>
                 <w:szCs w:val="20"/>
               </w:rPr>
-              <w:t xml:space="preserve">Each press swaps. The choice survives resets; the S1 switch (when wired) sets the default at power-up.</w:t>
+              <w:t xml:space="preserve">Each press swaps. The choice survives resets. At power-up the video is always 60 Hz (640x480), which every monitor accepts; not all monitors accept the 50 Hz mode. The 50/60 switch on the adapter is not used.</w:t>
+            </w:r>
+          </w:p>
+          <w:p>
+            <w:r>
+              <w:rPr>
+                <w:rFonts w:ascii="Calibri" w:cs="Calibri" w:eastAsia="Calibri" w:hAnsi="Calibri"/>
+                <w:sz w:val="20"/>
+                <w:szCs w:val="20"/>
+              </w:rPr>
+              <w:t xml:space="preserve">Border effects (stripes in the border that line up with the picture) only work in the 50 Hz mode.</w:t>
+            </w:r>
+          </w:p>
+        </w:tc>
+      </w:tr>
+      <w:tr>
+        <w:tc>
+          <w:tcPr>
+            <w:tcW w:type="dxa" w:w="2234"/>
+            <w:tcBorders>
+              <w:top w:val="single" w:color="A6A6A6" w:sz="4"/>
+              <w:left w:val="single" w:color="A6A6A6" w:sz="4"/>
+              <w:bottom w:val="single" w:color="A6A6A6" w:sz="4"/>
+              <w:right w:val="single" w:color="A6A6A6" w:sz="4"/>
+            </w:tcBorders>
+            <w:tcMar>
+              <w:top w:type="dxa" w:w="60"/>
+              <w:left w:type="dxa" w:w="100"/>
+              <w:bottom w:type="dxa" w:w="60"/>
+              <w:right w:type="dxa" w:w="100"/>
+            </w:tcMar>
+          </w:tcPr>
+          <w:p>
+            <w:r>
+              <w:rPr>
+                <w:rFonts w:ascii="Calibri" w:cs="Calibri" w:eastAsia="Calibri" w:hAnsi="Calibri"/>
+                <w:b/>
+                <w:bCs/>
+                <w:sz w:val="20"/>
+                <w:szCs w:val="20"/>
+              </w:rPr>
+              <w:t xml:space="preserve">Page Up</w:t>
+            </w:r>
+            <w:r>
+              <w:rPr>
+                <w:rFonts w:ascii="Calibri" w:cs="Calibri" w:eastAsia="Calibri" w:hAnsi="Calibri"/>
+                <w:sz w:val="20"/>
+                <w:szCs w:val="20"/>
+              </w:rPr>
+              <w:t xml:space="preserve"> / </w:t>
+            </w:r>
+            <w:r>
+              <w:rPr>
+                <w:rFonts w:ascii="Calibri" w:cs="Calibri" w:eastAsia="Calibri" w:hAnsi="Calibri"/>
+                <w:b/>
+                <w:bCs/>
+                <w:sz w:val="20"/>
+                <w:szCs w:val="20"/>
+              </w:rPr>
+              <w:t xml:space="preserve">Page Down</w:t>
+            </w:r>
+            <w:r>
+              <w:rPr>
+                <w:rFonts w:ascii="Calibri" w:cs="Calibri" w:eastAsia="Calibri" w:hAnsi="Calibri"/>
+                <w:sz w:val="20"/>
+                <w:szCs w:val="20"/>
+              </w:rPr>
+              <w:t xml:space="preserve"> (browser closed)</w:t>
+            </w:r>
+          </w:p>
+        </w:tc>
+        <w:tc>
+          <w:tcPr>
+            <w:tcW w:type="dxa" w:w="2816"/>
+            <w:tcBorders>
+              <w:top w:val="single" w:color="A6A6A6" w:sz="4"/>
+              <w:left w:val="single" w:color="A6A6A6" w:sz="4"/>
+              <w:bottom w:val="single" w:color="A6A6A6" w:sz="4"/>
+              <w:right w:val="single" w:color="A6A6A6" w:sz="4"/>
+            </w:tcBorders>
+            <w:tcMar>
+              <w:top w:type="dxa" w:w="60"/>
+              <w:left w:type="dxa" w:w="100"/>
+              <w:bottom w:type="dxa" w:w="60"/>
+              <w:right w:type="dxa" w:w="100"/>
+            </w:tcMar>
+          </w:tcPr>
+          <w:p>
+            <w:r>
+              <w:rPr>
+                <w:rFonts w:ascii="Calibri" w:cs="Calibri" w:eastAsia="Calibri" w:hAnsi="Calibri"/>
+                <w:sz w:val="20"/>
+                <w:szCs w:val="20"/>
+              </w:rPr>
+              <w:t xml:space="preserve">Moves the frame interrupt 1/8 line earlier / later (50 Hz mode)</w:t>
+            </w:r>
+          </w:p>
+        </w:tc>
+        <w:tc>
+          <w:tcPr>
+            <w:tcW w:type="dxa" w:w="4310"/>
+            <w:tcBorders>
+              <w:top w:val="single" w:color="A6A6A6" w:sz="4"/>
+              <w:left w:val="single" w:color="A6A6A6" w:sz="4"/>
+              <w:bottom w:val="single" w:color="A6A6A6" w:sz="4"/>
+              <w:right w:val="single" w:color="A6A6A6" w:sz="4"/>
+            </w:tcBorders>
+            <w:tcMar>
+              <w:top w:type="dxa" w:w="60"/>
+              <w:left w:type="dxa" w:w="100"/>
+              <w:bottom w:type="dxa" w:w="60"/>
+              <w:right w:type="dxa" w:w="100"/>
+            </w:tcMar>
+          </w:tcPr>
+          <w:p>
+            <w:r>
+              <w:rPr>
+                <w:rFonts w:ascii="Calibri" w:cs="Calibri" w:eastAsia="Calibri" w:hAnsi="Calibri"/>
+                <w:sz w:val="20"/>
+                <w:szCs w:val="20"/>
+              </w:rPr>
+              <w:t xml:space="preserve">Lines up border effects with the picture: Page Down moves them down. Shows "Frame INT: 24.1" (line.eighth) for 4 seconds; 24.1 is the default, measured with Aquaplane. Back to 24.1 after KEY0 or power-up. With the browser open these keys page through the list.</w:t>
             </w:r>
           </w:p>
         </w:tc>
@@ -1251,6 +1542,42 @@
               </w:rPr>
               <w:t xml:space="preserve">Right</w:t>
             </w:r>
+            <w:r>
+              <w:rPr>
+                <w:rFonts w:ascii="Calibri" w:cs="Calibri" w:eastAsia="Calibri" w:hAnsi="Calibri"/>
+                <w:sz w:val="20"/>
+                <w:szCs w:val="20"/>
+              </w:rPr>
+              <w:t xml:space="preserve">, </w:t>
+            </w:r>
+            <w:r>
+              <w:rPr>
+                <w:rFonts w:ascii="Calibri" w:cs="Calibri" w:eastAsia="Calibri" w:hAnsi="Calibri"/>
+                <w:b/>
+                <w:bCs/>
+                <w:sz w:val="20"/>
+                <w:szCs w:val="20"/>
+              </w:rPr>
+              <w:t xml:space="preserve">Page Up</w:t>
+            </w:r>
+            <w:r>
+              <w:rPr>
+                <w:rFonts w:ascii="Calibri" w:cs="Calibri" w:eastAsia="Calibri" w:hAnsi="Calibri"/>
+                <w:sz w:val="20"/>
+                <w:szCs w:val="20"/>
+              </w:rPr>
+              <w:t xml:space="preserve"> / </w:t>
+            </w:r>
+            <w:r>
+              <w:rPr>
+                <w:rFonts w:ascii="Calibri" w:cs="Calibri" w:eastAsia="Calibri" w:hAnsi="Calibri"/>
+                <w:b/>
+                <w:bCs/>
+                <w:sz w:val="20"/>
+                <w:szCs w:val="20"/>
+              </w:rPr>
+              <w:t xml:space="preserve">Page Down</w:t>
+            </w:r>
           </w:p>
         </w:tc>
         <w:tc>
@@ -1303,7 +1630,7 @@
                 <w:sz w:val="20"/>
                 <w:szCs w:val="20"/>
               </w:rPr>
-              <w:t xml:space="preserve">One page up / down</w:t>
+              <w:t xml:space="preserve">One page (20 lines) up / down; held: repeats</w:t>
             </w:r>
           </w:p>
         </w:tc>
@@ -1406,7 +1733,7 @@
                 <w:sz w:val="20"/>
                 <w:szCs w:val="20"/>
               </w:rPr>
-              <w:t xml:space="preserve">Loads the selected file, or opens the folder</w:t>
+              <w:t xml:space="preserve">Plays the selected tape, loads the selected .z80 snapshot, or opens the folder</w:t>
             </w:r>
           </w:p>
         </w:tc>
@@ -1491,7 +1818,7 @@
                 <w:sz w:val="20"/>
                 <w:szCs w:val="20"/>
               </w:rPr>
-              <w:t xml:space="preserve">Loads the selected file, or opens the folder</w:t>
+              <w:t xml:space="preserve">Same as Enter</w:t>
             </w:r>
           </w:p>
         </w:tc>
@@ -1878,6 +2205,91 @@
           </w:p>
         </w:tc>
       </w:tr>
+      <w:tr>
+        <w:tc>
+          <w:tcPr>
+            <w:tcW w:type="dxa" w:w="2816"/>
+            <w:tcBorders>
+              <w:top w:val="single" w:color="A6A6A6" w:sz="4"/>
+              <w:left w:val="single" w:color="A6A6A6" w:sz="4"/>
+              <w:bottom w:val="single" w:color="A6A6A6" w:sz="4"/>
+              <w:right w:val="single" w:color="A6A6A6" w:sz="4"/>
+            </w:tcBorders>
+            <w:tcMar>
+              <w:top w:type="dxa" w:w="60"/>
+              <w:left w:type="dxa" w:w="100"/>
+              <w:bottom w:type="dxa" w:w="60"/>
+              <w:right w:type="dxa" w:w="100"/>
+            </w:tcMar>
+          </w:tcPr>
+          <w:p>
+            <w:r>
+              <w:rPr>
+                <w:rFonts w:ascii="Calibri" w:cs="Calibri" w:eastAsia="Calibri" w:hAnsi="Calibri"/>
+                <w:b/>
+                <w:bCs/>
+                <w:sz w:val="20"/>
+                <w:szCs w:val="20"/>
+              </w:rPr>
+              <w:t xml:space="preserve">F2</w:t>
+            </w:r>
+          </w:p>
+        </w:tc>
+        <w:tc>
+          <w:tcPr>
+            <w:tcW w:type="dxa" w:w="3272"/>
+            <w:tcBorders>
+              <w:top w:val="single" w:color="A6A6A6" w:sz="4"/>
+              <w:left w:val="single" w:color="A6A6A6" w:sz="4"/>
+              <w:bottom w:val="single" w:color="A6A6A6" w:sz="4"/>
+              <w:right w:val="single" w:color="A6A6A6" w:sz="4"/>
+            </w:tcBorders>
+            <w:tcMar>
+              <w:top w:type="dxa" w:w="60"/>
+              <w:left w:type="dxa" w:w="100"/>
+              <w:bottom w:type="dxa" w:w="60"/>
+              <w:right w:type="dxa" w:w="100"/>
+            </w:tcMar>
+          </w:tcPr>
+          <w:p>
+            <w:r>
+              <w:rPr>
+                <w:rFonts w:ascii="Calibri" w:cs="Calibri" w:eastAsia="Calibri" w:hAnsi="Calibri"/>
+                <w:sz w:val="20"/>
+                <w:szCs w:val="20"/>
+              </w:rPr>
+              <w:t xml:space="preserve">Saves a snapshot into the folder the browser was last in</w:t>
+            </w:r>
+          </w:p>
+        </w:tc>
+        <w:tc>
+          <w:tcPr>
+            <w:tcW w:type="dxa" w:w="3272"/>
+            <w:tcBorders>
+              <w:top w:val="single" w:color="A6A6A6" w:sz="4"/>
+              <w:left w:val="single" w:color="A6A6A6" w:sz="4"/>
+              <w:bottom w:val="single" w:color="A6A6A6" w:sz="4"/>
+              <w:right w:val="single" w:color="A6A6A6" w:sz="4"/>
+            </w:tcBorders>
+            <w:tcMar>
+              <w:top w:type="dxa" w:w="60"/>
+              <w:left w:type="dxa" w:w="100"/>
+              <w:bottom w:type="dxa" w:w="60"/>
+              <w:right w:type="dxa" w:w="100"/>
+            </w:tcMar>
+          </w:tcPr>
+          <w:p>
+            <w:r>
+              <w:rPr>
+                <w:rFonts w:ascii="Calibri" w:cs="Calibri" w:eastAsia="Calibri" w:hAnsi="Calibri"/>
+                <w:sz w:val="20"/>
+                <w:szCs w:val="20"/>
+              </w:rPr>
+              <w:t xml:space="preserve">Saves a snapshot into this folder, then closes the browser</w:t>
+            </w:r>
+          </w:p>
+        </w:tc>
+      </w:tr>
     </w:tbl>
     <w:p>
       <w:pPr>
@@ -1906,7 +2318,7 @@
         <w:rPr>
           <w:rFonts w:ascii="Calibri" w:cs="Calibri" w:eastAsia="Calibri" w:hAnsi="Calibri"/>
         </w:rPr>
-        <w:t xml:space="preserve">Save name keys</w:t>
+        <w:t xml:space="preserve">Name keys</w:t>
       </w:r>
     </w:p>
     <w:p>
@@ -1919,7 +2331,7 @@
           <w:sz w:val="21"/>
           <w:szCs w:val="21"/>
         </w:rPr>
-        <w:t xml:space="preserve">After choosing [Save to this folder] in the browser:</w:t>
+        <w:t xml:space="preserve">After choosing [Save to this folder] in the browser, or after F2:</w:t>
       </w:r>
     </w:p>
     <w:tbl>
@@ -2084,7 +2496,7 @@
                 <w:sz w:val="20"/>
                 <w:szCs w:val="20"/>
               </w:rPr>
-              <w:t xml:space="preserve">Type the name (up to 8 characters; .TAP is added)</w:t>
+              <w:t xml:space="preserve">Type the name (up to 8 characters; .TAP or .Z80 is added)</w:t>
             </w:r>
           </w:p>
         </w:tc>
@@ -2200,7 +2612,7 @@
                 <w:sz w:val="20"/>
                 <w:szCs w:val="20"/>
               </w:rPr>
-              <w:t xml:space="preserve">Starts recording</w:t>
+              <w:t xml:space="preserve">Starts recording / saves the snapshot</w:t>
             </w:r>
           </w:p>
         </w:tc>
@@ -2258,7 +2670,7 @@
                 <w:sz w:val="20"/>
                 <w:szCs w:val="20"/>
               </w:rPr>
-              <w:t xml:space="preserve">Back to the browser</w:t>
+              <w:t xml:space="preserve">Back to the browser / no snapshot, the Spectrum runs on</w:t>
             </w:r>
           </w:p>
         </w:tc>
@@ -3030,7 +3442,20 @@
         <w:rPr>
           <w:rFonts w:ascii="Calibri" w:cs="Calibri" w:eastAsia="Calibri" w:hAnsi="Calibri"/>
         </w:rPr>
-        <w:t xml:space="preserve">Starting the test ROM (DiagROM)</w:t>
+        <w:t xml:space="preserve">Saving and loading snapshots</w:t>
+      </w:r>
+    </w:p>
+    <w:p>
+      <w:pPr>
+        <w:spacing w:after="100"/>
+      </w:pPr>
+      <w:r>
+        <w:rPr>
+          <w:rFonts w:ascii="Calibri" w:cs="Calibri" w:eastAsia="Calibri" w:hAnsi="Calibri"/>
+          <w:sz w:val="21"/>
+          <w:szCs w:val="21"/>
+        </w:rPr>
+        <w:t xml:space="preserve">A snapshot is the whole machine at one moment: memory, processor, sound chip, border. Load it later and the program goes on from exactly there, for example a game at level 5.</w:t>
       </w:r>
     </w:p>
     <w:p>
@@ -3048,7 +3473,7 @@
           <w:sz w:val="21"/>
           <w:szCs w:val="21"/>
         </w:rPr>
-        <w:t xml:space="preserve">Press and hold </w:t>
+        <w:t xml:space="preserve">At the moment you want to keep, press </w:t>
       </w:r>
       <w:r>
         <w:rPr>
@@ -3058,15 +3483,15 @@
           <w:sz w:val="21"/>
           <w:szCs w:val="21"/>
         </w:rPr>
-        <w:t xml:space="preserve">F1</w:t>
-      </w:r>
-      <w:r>
-        <w:rPr>
-          <w:rFonts w:ascii="Calibri" w:cs="Calibri" w:eastAsia="Calibri" w:hAnsi="Calibri"/>
-          <w:sz w:val="21"/>
-          <w:szCs w:val="21"/>
-        </w:rPr>
-        <w:t xml:space="preserve">.</w:t>
+        <w:t xml:space="preserve">F2</w:t>
+      </w:r>
+      <w:r>
+        <w:rPr>
+          <w:rFonts w:ascii="Calibri" w:cs="Calibri" w:eastAsia="Calibri" w:hAnsi="Calibri"/>
+          <w:sz w:val="21"/>
+          <w:szCs w:val="21"/>
+        </w:rPr>
+        <w:t xml:space="preserve">. The Spectrum stops at once (the sound goes quiet) and asks for a name.</w:t>
       </w:r>
     </w:p>
     <w:p>
@@ -3084,7 +3509,7 @@
           <w:sz w:val="21"/>
           <w:szCs w:val="21"/>
         </w:rPr>
-        <w:t xml:space="preserve">While holding F1: switch the board on, or press KEY0, or press </w:t>
+        <w:t xml:space="preserve">Type a name (up to 8 letters or digits) and press </w:t>
       </w:r>
       <w:r>
         <w:rPr>
@@ -3094,15 +3519,15 @@
           <w:sz w:val="21"/>
           <w:szCs w:val="21"/>
         </w:rPr>
-        <w:t xml:space="preserve">Ctrl + Alt + Del</w:t>
-      </w:r>
-      <w:r>
-        <w:rPr>
-          <w:rFonts w:ascii="Calibri" w:cs="Calibri" w:eastAsia="Calibri" w:hAnsi="Calibri"/>
-          <w:sz w:val="21"/>
-          <w:szCs w:val="21"/>
-        </w:rPr>
-        <w:t xml:space="preserve">.</w:t>
+        <w:t xml:space="preserve">Enter</w:t>
+      </w:r>
+      <w:r>
+        <w:rPr>
+          <w:rFonts w:ascii="Calibri" w:cs="Calibri" w:eastAsia="Calibri" w:hAnsi="Calibri"/>
+          <w:sz w:val="21"/>
+          <w:szCs w:val="21"/>
+        </w:rPr>
+        <w:t xml:space="preserve">. The file NAME.Z80 is written into the folder the browser was last in (the top folder after power-up; to save elsewhere, open the browser with F12, go into the folder, then press F2 there).</w:t>
       </w:r>
     </w:p>
     <w:p>
@@ -3120,63 +3545,7 @@
           <w:sz w:val="21"/>
           <w:szCs w:val="21"/>
         </w:rPr>
-        <w:t xml:space="preserve">Keep holding F1 until the DiagROM screen appears, then let go.</w:t>
-      </w:r>
-    </w:p>
-    <w:p>
-      <w:pPr>
-        <w:pStyle w:val="ListParagraph"/>
-        <w:numPr>
-          <w:ilvl w:val="0"/>
-          <w:numId w:val="6"/>
-        </w:numPr>
-        <w:spacing w:after="60"/>
-      </w:pPr>
-      <w:r>
-        <w:rPr>
-          <w:rFonts w:ascii="Calibri" w:cs="Calibri" w:eastAsia="Calibri" w:hAnsi="Calibri"/>
-          <w:sz w:val="21"/>
-          <w:szCs w:val="21"/>
-        </w:rPr>
-        <w:t xml:space="preserve">To get back to the normal 128K ROM, reset without holding F1 (Ctrl + Alt + Del or KEY0).</w:t>
-      </w:r>
-    </w:p>
-    <w:p>
-      <w:pPr>
-        <w:spacing w:after="100"/>
-      </w:pPr>
-      <w:r>
-        <w:rPr>
-          <w:rFonts w:ascii="Calibri" w:cs="Calibri" w:eastAsia="Calibri" w:hAnsi="Calibri"/>
-          <w:sz w:val="21"/>
-          <w:szCs w:val="21"/>
-        </w:rPr>
-        <w:t xml:space="preserve">At power-up the Spectrum waits up to 1.5 seconds for the keyboard so that a held F1 is seen. If DiagROM still does not start, keep holding F1 and press Ctrl + Alt + Del: that always works.</w:t>
-      </w:r>
-    </w:p>
-    <w:p>
-      <w:pPr>
-        <w:pStyle w:val="Heading2"/>
-        <w:spacing w:after="100" w:before="240"/>
-      </w:pPr>
-      <w:r>
-        <w:rPr>
-          <w:rFonts w:ascii="Calibri" w:cs="Calibri" w:eastAsia="Calibri" w:hAnsi="Calibri"/>
-        </w:rPr>
-        <w:t xml:space="preserve">Stopping a tape completely</w:t>
-      </w:r>
-    </w:p>
-    <w:p>
-      <w:pPr>
-        <w:spacing w:after="100"/>
-      </w:pPr>
-      <w:r>
-        <w:rPr>
-          <w:rFonts w:ascii="Calibri" w:cs="Calibri" w:eastAsia="Calibri" w:hAnsi="Calibri"/>
-          <w:sz w:val="21"/>
-          <w:szCs w:val="21"/>
-        </w:rPr>
-        <w:t xml:space="preserve">Press </w:t>
+        <w:t xml:space="preserve">After about a second the Spectrum runs on exactly where it stopped, and the bottom row shows </w:t>
       </w:r>
       <w:r>
         <w:rPr>
@@ -3186,27 +3555,15 @@
           <w:sz w:val="21"/>
           <w:szCs w:val="21"/>
         </w:rPr>
-        <w:t xml:space="preserve">F7</w:t>
-      </w:r>
-      <w:r>
-        <w:rPr>
-          <w:rFonts w:ascii="Calibri" w:cs="Calibri" w:eastAsia="Calibri" w:hAnsi="Calibri"/>
-          <w:sz w:val="21"/>
-          <w:szCs w:val="21"/>
-        </w:rPr>
-        <w:t xml:space="preserve"> (or keypad *) at any time. The tape stops, the Spectrum goes back to normal speed, the status row disappears and the tape position is forgotten. To play the file again, choose it in the browser (F12): it starts from the beginning. Pause (keypad 5) is different: it keeps the position and shows a status row.</w:t>
-      </w:r>
-    </w:p>
-    <w:p>
-      <w:pPr>
-        <w:pStyle w:val="Heading2"/>
-        <w:spacing w:after="100" w:before="240"/>
-      </w:pPr>
-      <w:r>
-        <w:rPr>
-          <w:rFonts w:ascii="Calibri" w:cs="Calibri" w:eastAsia="Calibri" w:hAnsi="Calibri"/>
-        </w:rPr>
-        <w:t xml:space="preserve">Resetting</w:t>
+        <w:t xml:space="preserve">Saved NAME.Z80</w:t>
+      </w:r>
+      <w:r>
+        <w:rPr>
+          <w:rFonts w:ascii="Calibri" w:cs="Calibri" w:eastAsia="Calibri" w:hAnsi="Calibri"/>
+          <w:sz w:val="21"/>
+          <w:szCs w:val="21"/>
+        </w:rPr>
+        <w:t xml:space="preserve">. Esc instead of Enter saves nothing.</w:t>
       </w:r>
     </w:p>
     <w:p>
@@ -3221,20 +3578,46 @@
       <w:r>
         <w:rPr>
           <w:rFonts w:ascii="Calibri" w:cs="Calibri" w:eastAsia="Calibri" w:hAnsi="Calibri"/>
+          <w:sz w:val="21"/>
+          <w:szCs w:val="21"/>
+        </w:rPr>
+        <w:t xml:space="preserve">Press </w:t>
+      </w:r>
+      <w:r>
+        <w:rPr>
+          <w:rFonts w:ascii="Calibri" w:cs="Calibri" w:eastAsia="Calibri" w:hAnsi="Calibri"/>
           <w:b/>
           <w:bCs/>
           <w:sz w:val="21"/>
           <w:szCs w:val="21"/>
         </w:rPr>
-        <w:t xml:space="preserve">Ctrl + Alt + Del</w:t>
-      </w:r>
-      <w:r>
-        <w:rPr>
-          <w:rFonts w:ascii="Calibri" w:cs="Calibri" w:eastAsia="Calibri" w:hAnsi="Calibri"/>
-          <w:sz w:val="21"/>
-          <w:szCs w:val="21"/>
-        </w:rPr>
-        <w:t xml:space="preserve">: the Spectrum restarts; a tape that is playing is not touched.</w:t>
+        <w:t xml:space="preserve">F12</w:t>
+      </w:r>
+      <w:r>
+        <w:rPr>
+          <w:rFonts w:ascii="Calibri" w:cs="Calibri" w:eastAsia="Calibri" w:hAnsi="Calibri"/>
+          <w:sz w:val="21"/>
+          <w:szCs w:val="21"/>
+        </w:rPr>
+        <w:t xml:space="preserve">, choose the .z80 file and press </w:t>
+      </w:r>
+      <w:r>
+        <w:rPr>
+          <w:rFonts w:ascii="Calibri" w:cs="Calibri" w:eastAsia="Calibri" w:hAnsi="Calibri"/>
+          <w:b/>
+          <w:bCs/>
+          <w:sz w:val="21"/>
+          <w:szCs w:val="21"/>
+        </w:rPr>
+        <w:t xml:space="preserve">Enter</w:t>
+      </w:r>
+      <w:r>
+        <w:rPr>
+          <w:rFonts w:ascii="Calibri" w:cs="Calibri" w:eastAsia="Calibri" w:hAnsi="Calibri"/>
+          <w:sz w:val="21"/>
+          <w:szCs w:val="21"/>
+        </w:rPr>
+        <w:t xml:space="preserve">. No LOAD "" is needed: the program starts at once from the saved moment.</w:t>
       </w:r>
     </w:p>
     <w:p>
@@ -3249,32 +3632,48 @@
       <w:r>
         <w:rPr>
           <w:rFonts w:ascii="Calibri" w:cs="Calibri" w:eastAsia="Calibri" w:hAnsi="Calibri"/>
-          <w:b/>
-          <w:bCs/>
-          <w:sz w:val="21"/>
-          <w:szCs w:val="21"/>
-        </w:rPr>
-        <w:t xml:space="preserve">KEY0</w:t>
-      </w:r>
-      <w:r>
-        <w:rPr>
-          <w:rFonts w:ascii="Calibri" w:cs="Calibri" w:eastAsia="Calibri" w:hAnsi="Calibri"/>
-          <w:sz w:val="21"/>
-          <w:szCs w:val="21"/>
-        </w:rPr>
-        <w:t xml:space="preserve">: everything restarts, including the tape loader (the SD card is read again).</w:t>
-      </w:r>
-    </w:p>
-    <w:p>
-      <w:pPr>
-        <w:pStyle w:val="Heading1"/>
-        <w:spacing w:after="120" w:before="300"/>
-      </w:pPr>
-      <w:r>
-        <w:rPr>
-          <w:rFonts w:ascii="Calibri" w:cs="Calibri" w:eastAsia="Calibri" w:hAnsi="Calibri"/>
-        </w:rPr>
-        <w:t xml:space="preserve">Good to know</w:t>
+          <w:sz w:val="21"/>
+          <w:szCs w:val="21"/>
+        </w:rPr>
+        <w:t xml:space="preserve">Snapshots from emulators work too: .z80 files of 48K and 128K programs. 48K programs run in 48K mode, as on a real 128.</w:t>
+      </w:r>
+    </w:p>
+    <w:p>
+      <w:pPr>
+        <w:spacing w:after="100"/>
+      </w:pPr>
+      <w:r>
+        <w:rPr>
+          <w:rFonts w:ascii="Calibri" w:cs="Calibri" w:eastAsia="Calibri" w:hAnsi="Calibri"/>
+          <w:sz w:val="21"/>
+          <w:szCs w:val="21"/>
+        </w:rPr>
+        <w:t xml:space="preserve">A name that already exists is refused: choose another. F2 does nothing while the tape recorder is recording (press F12 first). Loading a snapshot stops a tape that is playing.</w:t>
+      </w:r>
+    </w:p>
+    <w:p>
+      <w:pPr>
+        <w:pStyle w:val="Heading2"/>
+        <w:spacing w:after="100" w:before="240"/>
+      </w:pPr>
+      <w:r>
+        <w:rPr>
+          <w:rFonts w:ascii="Calibri" w:cs="Calibri" w:eastAsia="Calibri" w:hAnsi="Calibri"/>
+        </w:rPr>
+        <w:t xml:space="preserve">Border effects in the wrong place</w:t>
+      </w:r>
+    </w:p>
+    <w:p>
+      <w:pPr>
+        <w:spacing w:after="100"/>
+      </w:pPr>
+      <w:r>
+        <w:rPr>
+          <w:rFonts w:ascii="Calibri" w:cs="Calibri" w:eastAsia="Calibri" w:hAnsi="Calibri"/>
+          <w:sz w:val="21"/>
+          <w:szCs w:val="21"/>
+        </w:rPr>
+        <w:t xml:space="preserve">Some games draw stripes in the border at a fixed moment, for example the horizon in Aquaplane. They only line up with the picture in the 50 Hz mode.</w:t>
       </w:r>
     </w:p>
     <w:p>
@@ -3292,7 +3691,25 @@
           <w:sz w:val="21"/>
           <w:szCs w:val="21"/>
         </w:rPr>
-        <w:t xml:space="preserve">SD card: FAT32 or FAT16. exFAT does not work (most cards larger than 32 GB come as exFAT: format them as FAT32).</w:t>
+        <w:t xml:space="preserve">Press </w:t>
+      </w:r>
+      <w:r>
+        <w:rPr>
+          <w:rFonts w:ascii="Calibri" w:cs="Calibri" w:eastAsia="Calibri" w:hAnsi="Calibri"/>
+          <w:b/>
+          <w:bCs/>
+          <w:sz w:val="21"/>
+          <w:szCs w:val="21"/>
+        </w:rPr>
+        <w:t xml:space="preserve">F8</w:t>
+      </w:r>
+      <w:r>
+        <w:rPr>
+          <w:rFonts w:ascii="Calibri" w:cs="Calibri" w:eastAsia="Calibri" w:hAnsi="Calibri"/>
+          <w:sz w:val="21"/>
+          <w:szCs w:val="21"/>
+        </w:rPr>
+        <w:t xml:space="preserve"> once for the 50 Hz mode (720x576), then load the game.</w:t>
       </w:r>
     </w:p>
     <w:p>
@@ -3310,7 +3727,43 @@
           <w:sz w:val="21"/>
           <w:szCs w:val="21"/>
         </w:rPr>
-        <w:t xml:space="preserve">Folders work. The browser shows folders first, then files, sorted by name, up to 400 per folder; long names are shown up to 27 characters.</w:t>
+        <w:t xml:space="preserve">If the border stripe sits above or below where the game draws it, press </w:t>
+      </w:r>
+      <w:r>
+        <w:rPr>
+          <w:rFonts w:ascii="Calibri" w:cs="Calibri" w:eastAsia="Calibri" w:hAnsi="Calibri"/>
+          <w:b/>
+          <w:bCs/>
+          <w:sz w:val="21"/>
+          <w:szCs w:val="21"/>
+        </w:rPr>
+        <w:t xml:space="preserve">Page Down</w:t>
+      </w:r>
+      <w:r>
+        <w:rPr>
+          <w:rFonts w:ascii="Calibri" w:cs="Calibri" w:eastAsia="Calibri" w:hAnsi="Calibri"/>
+          <w:sz w:val="21"/>
+          <w:szCs w:val="21"/>
+        </w:rPr>
+        <w:t xml:space="preserve"> (stripe moves down) or </w:t>
+      </w:r>
+      <w:r>
+        <w:rPr>
+          <w:rFonts w:ascii="Calibri" w:cs="Calibri" w:eastAsia="Calibri" w:hAnsi="Calibri"/>
+          <w:b/>
+          <w:bCs/>
+          <w:sz w:val="21"/>
+          <w:szCs w:val="21"/>
+        </w:rPr>
+        <w:t xml:space="preserve">Page Up</w:t>
+      </w:r>
+      <w:r>
+        <w:rPr>
+          <w:rFonts w:ascii="Calibri" w:cs="Calibri" w:eastAsia="Calibri" w:hAnsi="Calibri"/>
+          <w:sz w:val="21"/>
+          <w:szCs w:val="21"/>
+        </w:rPr>
+        <w:t xml:space="preserve"> (up), with the browser closed, until it lines up. Each press moves it 1/8 line; the bottom row shows the position.</w:t>
       </w:r>
     </w:p>
     <w:p>
@@ -3328,7 +3781,19 @@
           <w:sz w:val="21"/>
           <w:szCs w:val="21"/>
         </w:rPr>
-        <w:t xml:space="preserve">Unmodified .tap and .tzx files are played; no conversion on the PC is needed.</w:t>
+        <w:t xml:space="preserve">Note the number shown. The setting goes back to 24.1 after KEY0 or power-up.</w:t>
+      </w:r>
+    </w:p>
+    <w:p>
+      <w:pPr>
+        <w:pStyle w:val="Heading2"/>
+        <w:spacing w:after="100" w:before="240"/>
+      </w:pPr>
+      <w:r>
+        <w:rPr>
+          <w:rFonts w:ascii="Calibri" w:cs="Calibri" w:eastAsia="Calibri" w:hAnsi="Calibri"/>
+        </w:rPr>
+        <w:t xml:space="preserve">Starting the test ROM (DiagROM)</w:t>
       </w:r>
     </w:p>
     <w:p>
@@ -3336,7 +3801,7 @@
         <w:pStyle w:val="ListParagraph"/>
         <w:numPr>
           <w:ilvl w:val="0"/>
-          <w:numId w:val="8"/>
+          <w:numId w:val="9"/>
         </w:numPr>
         <w:spacing w:after="60"/>
       </w:pPr>
@@ -3346,7 +3811,25 @@
           <w:sz w:val="21"/>
           <w:szCs w:val="21"/>
         </w:rPr>
-        <w:t xml:space="preserve">The external tape simulator on the adapter (TAPE_IN, TURBO_N) still works as before.</w:t>
+        <w:t xml:space="preserve">Press and hold </w:t>
+      </w:r>
+      <w:r>
+        <w:rPr>
+          <w:rFonts w:ascii="Calibri" w:cs="Calibri" w:eastAsia="Calibri" w:hAnsi="Calibri"/>
+          <w:b/>
+          <w:bCs/>
+          <w:sz w:val="21"/>
+          <w:szCs w:val="21"/>
+        </w:rPr>
+        <w:t xml:space="preserve">F1</w:t>
+      </w:r>
+      <w:r>
+        <w:rPr>
+          <w:rFonts w:ascii="Calibri" w:cs="Calibri" w:eastAsia="Calibri" w:hAnsi="Calibri"/>
+          <w:sz w:val="21"/>
+          <w:szCs w:val="21"/>
+        </w:rPr>
+        <w:t xml:space="preserve">.</w:t>
       </w:r>
     </w:p>
     <w:p>
@@ -3354,7 +3837,287 @@
         <w:pStyle w:val="ListParagraph"/>
         <w:numPr>
           <w:ilvl w:val="0"/>
-          <w:numId w:val="8"/>
+          <w:numId w:val="9"/>
+        </w:numPr>
+        <w:spacing w:after="60"/>
+      </w:pPr>
+      <w:r>
+        <w:rPr>
+          <w:rFonts w:ascii="Calibri" w:cs="Calibri" w:eastAsia="Calibri" w:hAnsi="Calibri"/>
+          <w:sz w:val="21"/>
+          <w:szCs w:val="21"/>
+        </w:rPr>
+        <w:t xml:space="preserve">While holding F1: switch the board on, or press KEY0, or press </w:t>
+      </w:r>
+      <w:r>
+        <w:rPr>
+          <w:rFonts w:ascii="Calibri" w:cs="Calibri" w:eastAsia="Calibri" w:hAnsi="Calibri"/>
+          <w:b/>
+          <w:bCs/>
+          <w:sz w:val="21"/>
+          <w:szCs w:val="21"/>
+        </w:rPr>
+        <w:t xml:space="preserve">Ctrl + Alt + Del</w:t>
+      </w:r>
+      <w:r>
+        <w:rPr>
+          <w:rFonts w:ascii="Calibri" w:cs="Calibri" w:eastAsia="Calibri" w:hAnsi="Calibri"/>
+          <w:sz w:val="21"/>
+          <w:szCs w:val="21"/>
+        </w:rPr>
+        <w:t xml:space="preserve">.</w:t>
+      </w:r>
+    </w:p>
+    <w:p>
+      <w:pPr>
+        <w:pStyle w:val="ListParagraph"/>
+        <w:numPr>
+          <w:ilvl w:val="0"/>
+          <w:numId w:val="9"/>
+        </w:numPr>
+        <w:spacing w:after="60"/>
+      </w:pPr>
+      <w:r>
+        <w:rPr>
+          <w:rFonts w:ascii="Calibri" w:cs="Calibri" w:eastAsia="Calibri" w:hAnsi="Calibri"/>
+          <w:sz w:val="21"/>
+          <w:szCs w:val="21"/>
+        </w:rPr>
+        <w:t xml:space="preserve">Keep holding F1 until the DiagROM screen appears, then let go.</w:t>
+      </w:r>
+    </w:p>
+    <w:p>
+      <w:pPr>
+        <w:pStyle w:val="ListParagraph"/>
+        <w:numPr>
+          <w:ilvl w:val="0"/>
+          <w:numId w:val="9"/>
+        </w:numPr>
+        <w:spacing w:after="60"/>
+      </w:pPr>
+      <w:r>
+        <w:rPr>
+          <w:rFonts w:ascii="Calibri" w:cs="Calibri" w:eastAsia="Calibri" w:hAnsi="Calibri"/>
+          <w:sz w:val="21"/>
+          <w:szCs w:val="21"/>
+        </w:rPr>
+        <w:t xml:space="preserve">To get back to the normal 128K ROM, reset without holding F1 (Ctrl + Alt + Del or KEY0).</w:t>
+      </w:r>
+    </w:p>
+    <w:p>
+      <w:pPr>
+        <w:spacing w:after="100"/>
+      </w:pPr>
+      <w:r>
+        <w:rPr>
+          <w:rFonts w:ascii="Calibri" w:cs="Calibri" w:eastAsia="Calibri" w:hAnsi="Calibri"/>
+          <w:sz w:val="21"/>
+          <w:szCs w:val="21"/>
+        </w:rPr>
+        <w:t xml:space="preserve">At power-up the Spectrum waits up to 1.5 seconds for the keyboard so that a held F1 is seen. If DiagROM still does not start, keep holding F1 and press Ctrl + Alt + Del: that always works.</w:t>
+      </w:r>
+    </w:p>
+    <w:p>
+      <w:pPr>
+        <w:pStyle w:val="Heading2"/>
+        <w:spacing w:after="100" w:before="240"/>
+      </w:pPr>
+      <w:r>
+        <w:rPr>
+          <w:rFonts w:ascii="Calibri" w:cs="Calibri" w:eastAsia="Calibri" w:hAnsi="Calibri"/>
+        </w:rPr>
+        <w:t xml:space="preserve">Stopping a tape completely</w:t>
+      </w:r>
+    </w:p>
+    <w:p>
+      <w:pPr>
+        <w:spacing w:after="100"/>
+      </w:pPr>
+      <w:r>
+        <w:rPr>
+          <w:rFonts w:ascii="Calibri" w:cs="Calibri" w:eastAsia="Calibri" w:hAnsi="Calibri"/>
+          <w:sz w:val="21"/>
+          <w:szCs w:val="21"/>
+        </w:rPr>
+        <w:t xml:space="preserve">Press </w:t>
+      </w:r>
+      <w:r>
+        <w:rPr>
+          <w:rFonts w:ascii="Calibri" w:cs="Calibri" w:eastAsia="Calibri" w:hAnsi="Calibri"/>
+          <w:b/>
+          <w:bCs/>
+          <w:sz w:val="21"/>
+          <w:szCs w:val="21"/>
+        </w:rPr>
+        <w:t xml:space="preserve">F7</w:t>
+      </w:r>
+      <w:r>
+        <w:rPr>
+          <w:rFonts w:ascii="Calibri" w:cs="Calibri" w:eastAsia="Calibri" w:hAnsi="Calibri"/>
+          <w:sz w:val="21"/>
+          <w:szCs w:val="21"/>
+        </w:rPr>
+        <w:t xml:space="preserve"> (or keypad *) at any time. The tape stops, the Spectrum goes back to normal speed, the status row disappears and the tape position is forgotten. To play the file again, choose it in the browser (F12): it starts from the beginning. Pause (keypad 5) is different: it keeps the position and shows a status row.</w:t>
+      </w:r>
+    </w:p>
+    <w:p>
+      <w:pPr>
+        <w:pStyle w:val="Heading2"/>
+        <w:spacing w:after="100" w:before="240"/>
+      </w:pPr>
+      <w:r>
+        <w:rPr>
+          <w:rFonts w:ascii="Calibri" w:cs="Calibri" w:eastAsia="Calibri" w:hAnsi="Calibri"/>
+        </w:rPr>
+        <w:t xml:space="preserve">Resetting</w:t>
+      </w:r>
+    </w:p>
+    <w:p>
+      <w:pPr>
+        <w:pStyle w:val="ListParagraph"/>
+        <w:numPr>
+          <w:ilvl w:val="0"/>
+          <w:numId w:val="10"/>
+        </w:numPr>
+        <w:spacing w:after="60"/>
+      </w:pPr>
+      <w:r>
+        <w:rPr>
+          <w:rFonts w:ascii="Calibri" w:cs="Calibri" w:eastAsia="Calibri" w:hAnsi="Calibri"/>
+          <w:b/>
+          <w:bCs/>
+          <w:sz w:val="21"/>
+          <w:szCs w:val="21"/>
+        </w:rPr>
+        <w:t xml:space="preserve">Ctrl + Alt + Del</w:t>
+      </w:r>
+      <w:r>
+        <w:rPr>
+          <w:rFonts w:ascii="Calibri" w:cs="Calibri" w:eastAsia="Calibri" w:hAnsi="Calibri"/>
+          <w:sz w:val="21"/>
+          <w:szCs w:val="21"/>
+        </w:rPr>
+        <w:t xml:space="preserve">: the Spectrum restarts; a tape that is playing is not touched.</w:t>
+      </w:r>
+    </w:p>
+    <w:p>
+      <w:pPr>
+        <w:pStyle w:val="ListParagraph"/>
+        <w:numPr>
+          <w:ilvl w:val="0"/>
+          <w:numId w:val="10"/>
+        </w:numPr>
+        <w:spacing w:after="60"/>
+      </w:pPr>
+      <w:r>
+        <w:rPr>
+          <w:rFonts w:ascii="Calibri" w:cs="Calibri" w:eastAsia="Calibri" w:hAnsi="Calibri"/>
+          <w:b/>
+          <w:bCs/>
+          <w:sz w:val="21"/>
+          <w:szCs w:val="21"/>
+        </w:rPr>
+        <w:t xml:space="preserve">KEY0</w:t>
+      </w:r>
+      <w:r>
+        <w:rPr>
+          <w:rFonts w:ascii="Calibri" w:cs="Calibri" w:eastAsia="Calibri" w:hAnsi="Calibri"/>
+          <w:sz w:val="21"/>
+          <w:szCs w:val="21"/>
+        </w:rPr>
+        <w:t xml:space="preserve">: everything restarts, including the tape loader (the SD card is read again).</w:t>
+      </w:r>
+    </w:p>
+    <w:p>
+      <w:pPr>
+        <w:pStyle w:val="Heading1"/>
+        <w:spacing w:after="120" w:before="300"/>
+      </w:pPr>
+      <w:r>
+        <w:rPr>
+          <w:rFonts w:ascii="Calibri" w:cs="Calibri" w:eastAsia="Calibri" w:hAnsi="Calibri"/>
+        </w:rPr>
+        <w:t xml:space="preserve">Good to know</w:t>
+      </w:r>
+    </w:p>
+    <w:p>
+      <w:pPr>
+        <w:pStyle w:val="ListParagraph"/>
+        <w:numPr>
+          <w:ilvl w:val="0"/>
+          <w:numId w:val="11"/>
+        </w:numPr>
+        <w:spacing w:after="60"/>
+      </w:pPr>
+      <w:r>
+        <w:rPr>
+          <w:rFonts w:ascii="Calibri" w:cs="Calibri" w:eastAsia="Calibri" w:hAnsi="Calibri"/>
+          <w:sz w:val="21"/>
+          <w:szCs w:val="21"/>
+        </w:rPr>
+        <w:t xml:space="preserve">SD card: FAT32 or FAT16. exFAT does not work (most cards larger than 32 GB come as exFAT: format them as FAT32).</w:t>
+      </w:r>
+    </w:p>
+    <w:p>
+      <w:pPr>
+        <w:pStyle w:val="ListParagraph"/>
+        <w:numPr>
+          <w:ilvl w:val="0"/>
+          <w:numId w:val="11"/>
+        </w:numPr>
+        <w:spacing w:after="60"/>
+      </w:pPr>
+      <w:r>
+        <w:rPr>
+          <w:rFonts w:ascii="Calibri" w:cs="Calibri" w:eastAsia="Calibri" w:hAnsi="Calibri"/>
+          <w:sz w:val="21"/>
+          <w:szCs w:val="21"/>
+        </w:rPr>
+        <w:t xml:space="preserve">Folders work. The browser shows folders first, then files, sorted by name, up to 350 per folder; long names are shown up to 27 characters.</w:t>
+      </w:r>
+    </w:p>
+    <w:p>
+      <w:pPr>
+        <w:pStyle w:val="ListParagraph"/>
+        <w:numPr>
+          <w:ilvl w:val="0"/>
+          <w:numId w:val="11"/>
+        </w:numPr>
+        <w:spacing w:after="60"/>
+      </w:pPr>
+      <w:r>
+        <w:rPr>
+          <w:rFonts w:ascii="Calibri" w:cs="Calibri" w:eastAsia="Calibri" w:hAnsi="Calibri"/>
+          <w:sz w:val="21"/>
+          <w:szCs w:val="21"/>
+        </w:rPr>
+        <w:t xml:space="preserve">Unmodified .tap and .tzx files are played and .z80 snapshots are loaded; no conversion on the PC is needed.</w:t>
+      </w:r>
+    </w:p>
+    <w:p>
+      <w:pPr>
+        <w:pStyle w:val="ListParagraph"/>
+        <w:numPr>
+          <w:ilvl w:val="0"/>
+          <w:numId w:val="11"/>
+        </w:numPr>
+        <w:spacing w:after="60"/>
+      </w:pPr>
+      <w:r>
+        <w:rPr>
+          <w:rFonts w:ascii="Calibri" w:cs="Calibri" w:eastAsia="Calibri" w:hAnsi="Calibri"/>
+          <w:sz w:val="21"/>
+          <w:szCs w:val="21"/>
+        </w:rPr>
+        <w:t xml:space="preserve">The external tape simulator on the adapter (TAPE_IN, TURBO_N) still works as before.</w:t>
+      </w:r>
+    </w:p>
+    <w:p>
+      <w:pPr>
+        <w:pStyle w:val="ListParagraph"/>
+        <w:numPr>
+          <w:ilvl w:val="0"/>
+          <w:numId w:val="11"/>
         </w:numPr>
         <w:spacing w:after="60"/>
       </w:pPr>
@@ -4060,6 +4823,42 @@
     </w:lvl>
   </w:abstractNum>
   <w:abstractNum w:abstractNumId="8" w15:restartNumberingAfterBreak="0">
+    <w:multiLevelType w:val="hybridMultilevel"/>
+    <w:lvl w:ilvl="0" w:tentative="1">
+      <w:start w:val="1"/>
+      <w:numFmt w:val="decimal"/>
+      <w:lvlText w:val="%1."/>
+      <w:lvlJc w:val="left"/>
+      <w:pPr>
+        <w:ind w:left="540" w:hanging="300"/>
+      </w:pPr>
+    </w:lvl>
+  </w:abstractNum>
+  <w:abstractNum w:abstractNumId="9" w15:restartNumberingAfterBreak="0">
+    <w:multiLevelType w:val="hybridMultilevel"/>
+    <w:lvl w:ilvl="0" w:tentative="1">
+      <w:start w:val="1"/>
+      <w:numFmt w:val="decimal"/>
+      <w:lvlText w:val="%1."/>
+      <w:lvlJc w:val="left"/>
+      <w:pPr>
+        <w:ind w:left="540" w:hanging="300"/>
+      </w:pPr>
+    </w:lvl>
+  </w:abstractNum>
+  <w:abstractNum w:abstractNumId="10" w15:restartNumberingAfterBreak="0">
+    <w:multiLevelType w:val="hybridMultilevel"/>
+    <w:lvl w:ilvl="0" w:tentative="1">
+      <w:start w:val="1"/>
+      <w:numFmt w:val="decimal"/>
+      <w:lvlText w:val="%1."/>
+      <w:lvlJc w:val="left"/>
+      <w:pPr>
+        <w:ind w:left="540" w:hanging="300"/>
+      </w:pPr>
+    </w:lvl>
+  </w:abstractNum>
+  <w:abstractNum w:abstractNumId="11" w15:restartNumberingAfterBreak="0">
     <w:multiLevelType w:val="hybridMultilevel"/>
     <w:lvl w:ilvl="0" w:tentative="1">
       <w:start w:val="1"/>
@@ -4114,6 +4913,24 @@
     </w:lvlOverride>
   </w:num>
   <w:num w:numId="8">
+    <w:abstractNumId w:val="9"/>
+    <w:lvlOverride w:ilvl="0">
+      <w:startOverride w:val="1"/>
+    </w:lvlOverride>
+  </w:num>
+  <w:num w:numId="9">
+    <w:abstractNumId w:val="10"/>
+    <w:lvlOverride w:ilvl="0">
+      <w:startOverride w:val="1"/>
+    </w:lvlOverride>
+  </w:num>
+  <w:num w:numId="10">
+    <w:abstractNumId w:val="11"/>
+    <w:lvlOverride w:ilvl="0">
+      <w:startOverride w:val="1"/>
+    </w:lvlOverride>
+  </w:num>
+  <w:num w:numId="11">
     <w:abstractNumId w:val="2"/>
     <w:lvlOverride w:ilvl="0">
       <w:startOverride w:val="1"/>

--- a/docs/ASpectrum_Keys.docx
+++ b/docs/ASpectrum_Keys.docx
@@ -440,7 +440,7 @@
                 <w:sz w:val="20"/>
                 <w:szCs w:val="20"/>
               </w:rPr>
-              <w:t xml:space="preserve">Contention is the slowing of the processor while the screen is drawn, as on a real Spectrum; timing-critical games and border effects need it. Shows "Contention: on" or "off" for 4 seconds. Back to on after KEY0 or power-up. Never active in turbo.</w:t>
+              <w:t xml:space="preserve">Contention is the slowing of the processor while the screen is drawn, as on a real Spectrum; timing-critical games and border effects need it. F5 also switches the floating bus (port FF reads the screen, as on the real machine; a few games use it). Shows "Contention: on" or "off" for 4 seconds. Back to on after KEY0 or power-up. Never active in turbo.</w:t>
             </w:r>
           </w:p>
         </w:tc>

--- a/docs/ASpectrum_Keys.docx
+++ b/docs/ASpectrum_Keys.docx
@@ -440,7 +440,7 @@
                 <w:sz w:val="20"/>
                 <w:szCs w:val="20"/>
               </w:rPr>
-              <w:t xml:space="preserve">Contention is the slowing of the processor while the screen is drawn, as on a real Spectrum; timing-critical games and border effects need it. F5 also switches the floating bus (port FF reads the screen, as on the real machine; a few games use it). Shows "Contention: on" or "off" for 4 seconds. Back to on after KEY0 or power-up. Never active in turbo.</w:t>
+              <w:t xml:space="preserve">Contention is the slowing of the processor while the screen is drawn, as on a real Spectrum; timing-critical games and border effects need it. F5 also switches the floating bus (port FF reads the screen, as on the real machine; a few games use it, e.g. Sidewize, Arkanoid and Cobra, and stop with F5 off). Shows "Contention: on" or "off" for 4 seconds. Back to on after KEY0 or power-up. Never active in turbo.</w:t>
             </w:r>
           </w:p>
         </w:tc>

--- a/docs/ASpectrum_Keys.docx
+++ b/docs/ASpectrum_Keys.docx
@@ -29,7 +29,7 @@
           <w:sz w:val="21"/>
           <w:szCs w:val="21"/>
         </w:rPr>
-        <w:t xml:space="preserve">ZX Spectrum 128K on the QMTECH Cyclone IV board, with the SD card tape loader, snapshots and memory contention (build of 9 October 2026)</w:t>
+        <w:t xml:space="preserve">ZX Spectrum 128K on the QMTECH Cyclone IV board, with the SD card tape loader, snapshots, memory contention and Bluetooth audio (build of 13 October 2026)</w:t>
       </w:r>
     </w:p>
     <w:p>
@@ -386,7 +386,7 @@
                 <w:sz w:val="20"/>
                 <w:szCs w:val="20"/>
               </w:rPr>
-              <w:t xml:space="preserve">F5</w:t>
+              <w:t xml:space="preserve">F3</w:t>
             </w:r>
           </w:p>
         </w:tc>
@@ -413,7 +413,7 @@
                 <w:sz w:val="20"/>
                 <w:szCs w:val="20"/>
               </w:rPr>
-              <w:t xml:space="preserve">Switches memory contention on (default) / off</w:t>
+              <w:t xml:space="preserve">Opens the Bluetooth audio menu</w:t>
             </w:r>
           </w:p>
         </w:tc>
@@ -440,7 +440,7 @@
                 <w:sz w:val="20"/>
                 <w:szCs w:val="20"/>
               </w:rPr>
-              <w:t xml:space="preserve">Contention is the slowing of the processor while the screen is drawn, as on a real Spectrum; timing-critical games and border effects need it. F5 also switches the floating bus (port FF reads the screen, as on the real machine; a few games use it, e.g. Sidewize, Arkanoid and Cobra, and stop with F5 off). Shows "Contention: on" or "off" for 4 seconds. Back to on after KEY0 or power-up. Never active in turbo.</w:t>
+              <w:t xml:space="preserve">For Bluetooth headphones or a speaker (through the ESP32 board). Scan, connect, PIN, volume. F3 or Esc closes it; a tape that is playing goes on. See "Sound on Bluetooth headphones or a speaker" below.</w:t>
             </w:r>
           </w:p>
         </w:tc>
@@ -471,7 +471,7 @@
                 <w:sz w:val="20"/>
                 <w:szCs w:val="20"/>
               </w:rPr>
-              <w:t xml:space="preserve">F6</w:t>
+              <w:t xml:space="preserve">F5</w:t>
             </w:r>
           </w:p>
         </w:tc>
@@ -498,7 +498,7 @@
                 <w:sz w:val="20"/>
                 <w:szCs w:val="20"/>
               </w:rPr>
-              <w:t xml:space="preserve">Switches tape loading and saving between turbo (default) and normal speed</w:t>
+              <w:t xml:space="preserve">Switches memory contention on (default) / off</w:t>
             </w:r>
           </w:p>
         </w:tc>
@@ -525,7 +525,7 @@
                 <w:sz w:val="20"/>
                 <w:szCs w:val="20"/>
               </w:rPr>
-              <w:t xml:space="preserve">Shows "Speed: normal" or "Speed: turbo" on the bottom row for 2 seconds. Works at any time; a tape that is playing or a block being saved changes speed at once. Back to turbo after KEY0 or power-up.</w:t>
+              <w:t xml:space="preserve">Contention is the slowing of the processor while the screen is drawn, as on a real Spectrum; timing-critical games and border effects need it. F5 also switches the floating bus (port FF reads the screen, as on the real machine; a few games use it, e.g. Sidewize, Arkanoid and Cobra, and stop with F5 off). Shows "Contention: on" or "off" for 4 seconds. Back to on after KEY0 or power-up. Never active in turbo.</w:t>
             </w:r>
           </w:p>
         </w:tc>
@@ -556,7 +556,7 @@
                 <w:sz w:val="20"/>
                 <w:szCs w:val="20"/>
               </w:rPr>
-              <w:t xml:space="preserve">F8</w:t>
+              <w:t xml:space="preserve">F6</w:t>
             </w:r>
           </w:p>
         </w:tc>
@@ -583,7 +583,7 @@
                 <w:sz w:val="20"/>
                 <w:szCs w:val="20"/>
               </w:rPr>
-              <w:t xml:space="preserve">Swaps the video between 50 Hz (720x576) and 60 Hz (640x480)</w:t>
+              <w:t xml:space="preserve">Switches tape loading and saving between turbo (default) and normal speed</w:t>
             </w:r>
           </w:p>
         </w:tc>
@@ -610,17 +610,7 @@
                 <w:sz w:val="20"/>
                 <w:szCs w:val="20"/>
               </w:rPr>
-              <w:t xml:space="preserve">Each press swaps. The choice survives resets. At power-up the video is always 60 Hz (640x480), which every monitor accepts; not all monitors accept the 50 Hz mode. The 50/60 switch on the adapter is not used.</w:t>
-            </w:r>
-          </w:p>
-          <w:p>
-            <w:r>
-              <w:rPr>
-                <w:rFonts w:ascii="Calibri" w:cs="Calibri" w:eastAsia="Calibri" w:hAnsi="Calibri"/>
-                <w:sz w:val="20"/>
-                <w:szCs w:val="20"/>
-              </w:rPr>
-              <w:t xml:space="preserve">Border effects (stripes in the border that line up with the picture) only work in the 50 Hz mode.</w:t>
+              <w:t xml:space="preserve">Shows "Speed: normal" or "Speed: turbo" on the bottom row for 2 seconds. Works at any time; a tape that is playing or a block being saved changes speed at once. Back to turbo after KEY0 or power-up.</w:t>
             </w:r>
           </w:p>
         </w:tc>
@@ -651,16 +641,93 @@
                 <w:sz w:val="20"/>
                 <w:szCs w:val="20"/>
               </w:rPr>
-              <w:t xml:space="preserve">Page Up</w:t>
-            </w:r>
-            <w:r>
-              <w:rPr>
-                <w:rFonts w:ascii="Calibri" w:cs="Calibri" w:eastAsia="Calibri" w:hAnsi="Calibri"/>
-                <w:sz w:val="20"/>
-                <w:szCs w:val="20"/>
-              </w:rPr>
-              <w:t xml:space="preserve"> / </w:t>
-            </w:r>
+              <w:t xml:space="preserve">F8</w:t>
+            </w:r>
+          </w:p>
+        </w:tc>
+        <w:tc>
+          <w:tcPr>
+            <w:tcW w:type="dxa" w:w="2816"/>
+            <w:tcBorders>
+              <w:top w:val="single" w:color="A6A6A6" w:sz="4"/>
+              <w:left w:val="single" w:color="A6A6A6" w:sz="4"/>
+              <w:bottom w:val="single" w:color="A6A6A6" w:sz="4"/>
+              <w:right w:val="single" w:color="A6A6A6" w:sz="4"/>
+            </w:tcBorders>
+            <w:tcMar>
+              <w:top w:type="dxa" w:w="60"/>
+              <w:left w:type="dxa" w:w="100"/>
+              <w:bottom w:type="dxa" w:w="60"/>
+              <w:right w:type="dxa" w:w="100"/>
+            </w:tcMar>
+          </w:tcPr>
+          <w:p>
+            <w:r>
+              <w:rPr>
+                <w:rFonts w:ascii="Calibri" w:cs="Calibri" w:eastAsia="Calibri" w:hAnsi="Calibri"/>
+                <w:sz w:val="20"/>
+                <w:szCs w:val="20"/>
+              </w:rPr>
+              <w:t xml:space="preserve">Swaps the video between 50 Hz (720x576) and 60 Hz (640x480)</w:t>
+            </w:r>
+          </w:p>
+        </w:tc>
+        <w:tc>
+          <w:tcPr>
+            <w:tcW w:type="dxa" w:w="4310"/>
+            <w:tcBorders>
+              <w:top w:val="single" w:color="A6A6A6" w:sz="4"/>
+              <w:left w:val="single" w:color="A6A6A6" w:sz="4"/>
+              <w:bottom w:val="single" w:color="A6A6A6" w:sz="4"/>
+              <w:right w:val="single" w:color="A6A6A6" w:sz="4"/>
+            </w:tcBorders>
+            <w:tcMar>
+              <w:top w:type="dxa" w:w="60"/>
+              <w:left w:type="dxa" w:w="100"/>
+              <w:bottom w:type="dxa" w:w="60"/>
+              <w:right w:type="dxa" w:w="100"/>
+            </w:tcMar>
+          </w:tcPr>
+          <w:p>
+            <w:r>
+              <w:rPr>
+                <w:rFonts w:ascii="Calibri" w:cs="Calibri" w:eastAsia="Calibri" w:hAnsi="Calibri"/>
+                <w:sz w:val="20"/>
+                <w:szCs w:val="20"/>
+              </w:rPr>
+              <w:t xml:space="preserve">Each press swaps. The choice survives resets. At power-up the video is always 60 Hz (640x480), which every monitor accepts; not all monitors accept the 50 Hz mode. The 50/60 switch on the adapter is not used.</w:t>
+            </w:r>
+          </w:p>
+          <w:p>
+            <w:r>
+              <w:rPr>
+                <w:rFonts w:ascii="Calibri" w:cs="Calibri" w:eastAsia="Calibri" w:hAnsi="Calibri"/>
+                <w:sz w:val="20"/>
+                <w:szCs w:val="20"/>
+              </w:rPr>
+              <w:t xml:space="preserve">Border effects (stripes in the border that line up with the picture) only work in the 50 Hz mode.</w:t>
+            </w:r>
+          </w:p>
+        </w:tc>
+      </w:tr>
+      <w:tr>
+        <w:tc>
+          <w:tcPr>
+            <w:tcW w:type="dxa" w:w="2234"/>
+            <w:tcBorders>
+              <w:top w:val="single" w:color="A6A6A6" w:sz="4"/>
+              <w:left w:val="single" w:color="A6A6A6" w:sz="4"/>
+              <w:bottom w:val="single" w:color="A6A6A6" w:sz="4"/>
+              <w:right w:val="single" w:color="A6A6A6" w:sz="4"/>
+            </w:tcBorders>
+            <w:tcMar>
+              <w:top w:type="dxa" w:w="60"/>
+              <w:left w:type="dxa" w:w="100"/>
+              <w:bottom w:type="dxa" w:w="60"/>
+              <w:right w:type="dxa" w:w="100"/>
+            </w:tcMar>
+          </w:tcPr>
+          <w:p>
             <w:r>
               <w:rPr>
                 <w:rFonts w:ascii="Calibri" w:cs="Calibri" w:eastAsia="Calibri" w:hAnsi="Calibri"/>
@@ -669,6 +736,24 @@
                 <w:sz w:val="20"/>
                 <w:szCs w:val="20"/>
               </w:rPr>
+              <w:t xml:space="preserve">Page Up</w:t>
+            </w:r>
+            <w:r>
+              <w:rPr>
+                <w:rFonts w:ascii="Calibri" w:cs="Calibri" w:eastAsia="Calibri" w:hAnsi="Calibri"/>
+                <w:sz w:val="20"/>
+                <w:szCs w:val="20"/>
+              </w:rPr>
+              <w:t xml:space="preserve"> / </w:t>
+            </w:r>
+            <w:r>
+              <w:rPr>
+                <w:rFonts w:ascii="Calibri" w:cs="Calibri" w:eastAsia="Calibri" w:hAnsi="Calibri"/>
+                <w:b/>
+                <w:bCs/>
+                <w:sz w:val="20"/>
+                <w:szCs w:val="20"/>
+              </w:rPr>
               <w:t xml:space="preserve">Page Down</w:t>
             </w:r>
             <w:r>
@@ -919,7 +1004,7 @@
                 <w:sz w:val="20"/>
                 <w:szCs w:val="20"/>
               </w:rPr>
-              <w:t xml:space="preserve">The video mode is kept.</w:t>
+              <w:t xml:space="preserve">The video mode is kept. The ESP32 restarts with it; Bluetooth headphones reconnect after a few seconds.</w:t>
             </w:r>
           </w:p>
         </w:tc>
@@ -4030,14 +4115,45 @@
     </w:p>
     <w:p>
       <w:pPr>
-        <w:pStyle w:val="Heading1"/>
-        <w:spacing w:after="120" w:before="300"/>
-      </w:pPr>
-      <w:r>
-        <w:rPr>
-          <w:rFonts w:ascii="Calibri" w:cs="Calibri" w:eastAsia="Calibri" w:hAnsi="Calibri"/>
-        </w:rPr>
-        <w:t xml:space="preserve">Good to know</w:t>
+        <w:pStyle w:val="Heading2"/>
+        <w:spacing w:after="100" w:before="240"/>
+      </w:pPr>
+      <w:r>
+        <w:rPr>
+          <w:rFonts w:ascii="Calibri" w:cs="Calibri" w:eastAsia="Calibri" w:hAnsi="Calibri"/>
+        </w:rPr>
+        <w:t xml:space="preserve">Sound on Bluetooth headphones or a speaker</w:t>
+      </w:r>
+    </w:p>
+    <w:p>
+      <w:pPr>
+        <w:spacing w:after="100"/>
+      </w:pPr>
+      <w:r>
+        <w:rPr>
+          <w:rFonts w:ascii="Calibri" w:cs="Calibri" w:eastAsia="Calibri" w:hAnsi="Calibri"/>
+          <w:sz w:val="21"/>
+          <w:szCs w:val="21"/>
+        </w:rPr>
+        <w:t xml:space="preserve">The Spectrum's sound (AY and beeper) also goes to an ESP32 board wired to the FPGA board (see ASpectrum_Connection.docx), which sends it to Bluetooth headphones or a speaker. Everything is done from the </w:t>
+      </w:r>
+      <w:r>
+        <w:rPr>
+          <w:rFonts w:ascii="Calibri" w:cs="Calibri" w:eastAsia="Calibri" w:hAnsi="Calibri"/>
+          <w:b/>
+          <w:bCs/>
+          <w:sz w:val="21"/>
+          <w:szCs w:val="21"/>
+        </w:rPr>
+        <w:t xml:space="preserve">F3</w:t>
+      </w:r>
+      <w:r>
+        <w:rPr>
+          <w:rFonts w:ascii="Calibri" w:cs="Calibri" w:eastAsia="Calibri" w:hAnsi="Calibri"/>
+          <w:sz w:val="21"/>
+          <w:szCs w:val="21"/>
+        </w:rPr>
+        <w:t xml:space="preserve"> menu; the ESP32 remembers the device and reconnects by itself when both are switched on.</w:t>
       </w:r>
     </w:p>
     <w:p>
@@ -4055,7 +4171,7 @@
           <w:sz w:val="21"/>
           <w:szCs w:val="21"/>
         </w:rPr>
-        <w:t xml:space="preserve">SD card: FAT32 or FAT16. exFAT does not work (most cards larger than 32 GB come as exFAT: format them as FAT32).</w:t>
+        <w:t xml:space="preserve">Put the headphones or speaker into pairing mode.</w:t>
       </w:r>
     </w:p>
     <w:p>
@@ -4073,7 +4189,25 @@
           <w:sz w:val="21"/>
           <w:szCs w:val="21"/>
         </w:rPr>
-        <w:t xml:space="preserve">Folders work. The browser shows folders first, then files, sorted by name, up to 350 per folder; long names are shown up to 27 characters.</w:t>
+        <w:t xml:space="preserve">Press </w:t>
+      </w:r>
+      <w:r>
+        <w:rPr>
+          <w:rFonts w:ascii="Calibri" w:cs="Calibri" w:eastAsia="Calibri" w:hAnsi="Calibri"/>
+          <w:b/>
+          <w:bCs/>
+          <w:sz w:val="21"/>
+          <w:szCs w:val="21"/>
+        </w:rPr>
+        <w:t xml:space="preserve">F3</w:t>
+      </w:r>
+      <w:r>
+        <w:rPr>
+          <w:rFonts w:ascii="Calibri" w:cs="Calibri" w:eastAsia="Calibri" w:hAnsi="Calibri"/>
+          <w:sz w:val="21"/>
+          <w:szCs w:val="21"/>
+        </w:rPr>
+        <w:t xml:space="preserve">. The second line shows the state (Not connected / Connected: name).</w:t>
       </w:r>
     </w:p>
     <w:p>
@@ -4091,7 +4225,43 @@
           <w:sz w:val="21"/>
           <w:szCs w:val="21"/>
         </w:rPr>
-        <w:t xml:space="preserve">Unmodified .tap and .tzx files are played and .z80 snapshots are loaded; no conversion on the PC is needed.</w:t>
+        <w:t xml:space="preserve">Choose </w:t>
+      </w:r>
+      <w:r>
+        <w:rPr>
+          <w:rFonts w:ascii="Calibri" w:cs="Calibri" w:eastAsia="Calibri" w:hAnsi="Calibri"/>
+          <w:b/>
+          <w:bCs/>
+          <w:sz w:val="21"/>
+          <w:szCs w:val="21"/>
+        </w:rPr>
+        <w:t xml:space="preserve">Scan for devices</w:t>
+      </w:r>
+      <w:r>
+        <w:rPr>
+          <w:rFonts w:ascii="Calibri" w:cs="Calibri" w:eastAsia="Calibri" w:hAnsi="Calibri"/>
+          <w:sz w:val="21"/>
+          <w:szCs w:val="21"/>
+        </w:rPr>
+        <w:t xml:space="preserve"> and press </w:t>
+      </w:r>
+      <w:r>
+        <w:rPr>
+          <w:rFonts w:ascii="Calibri" w:cs="Calibri" w:eastAsia="Calibri" w:hAnsi="Calibri"/>
+          <w:b/>
+          <w:bCs/>
+          <w:sz w:val="21"/>
+          <w:szCs w:val="21"/>
+        </w:rPr>
+        <w:t xml:space="preserve">Enter</w:t>
+      </w:r>
+      <w:r>
+        <w:rPr>
+          <w:rFonts w:ascii="Calibri" w:cs="Calibri" w:eastAsia="Calibri" w:hAnsi="Calibri"/>
+          <w:sz w:val="21"/>
+          <w:szCs w:val="21"/>
+        </w:rPr>
+        <w:t xml:space="preserve">. After a few seconds the devices found are listed at the bottom (an old device may show (no name)).</w:t>
       </w:r>
     </w:p>
     <w:p>
@@ -4109,7 +4279,43 @@
           <w:sz w:val="21"/>
           <w:szCs w:val="21"/>
         </w:rPr>
-        <w:t xml:space="preserve">The external tape simulator on the adapter (TAPE_IN, TURBO_N) still works as before.</w:t>
+        <w:t xml:space="preserve">Move down to the device and press </w:t>
+      </w:r>
+      <w:r>
+        <w:rPr>
+          <w:rFonts w:ascii="Calibri" w:cs="Calibri" w:eastAsia="Calibri" w:hAnsi="Calibri"/>
+          <w:b/>
+          <w:bCs/>
+          <w:sz w:val="21"/>
+          <w:szCs w:val="21"/>
+        </w:rPr>
+        <w:t xml:space="preserve">Enter</w:t>
+      </w:r>
+      <w:r>
+        <w:rPr>
+          <w:rFonts w:ascii="Calibri" w:cs="Calibri" w:eastAsia="Calibri" w:hAnsi="Calibri"/>
+          <w:sz w:val="21"/>
+          <w:szCs w:val="21"/>
+        </w:rPr>
+        <w:t xml:space="preserve">. The second line changes to </w:t>
+      </w:r>
+      <w:r>
+        <w:rPr>
+          <w:rFonts w:ascii="Calibri" w:cs="Calibri" w:eastAsia="Calibri" w:hAnsi="Calibri"/>
+          <w:b/>
+          <w:bCs/>
+          <w:sz w:val="21"/>
+          <w:szCs w:val="21"/>
+        </w:rPr>
+        <w:t xml:space="preserve">Connected: name</w:t>
+      </w:r>
+      <w:r>
+        <w:rPr>
+          <w:rFonts w:ascii="Calibri" w:cs="Calibri" w:eastAsia="Calibri" w:hAnsi="Calibri"/>
+          <w:sz w:val="21"/>
+          <w:szCs w:val="21"/>
+        </w:rPr>
+        <w:t xml:space="preserve">.</w:t>
       </w:r>
     </w:p>
     <w:p>
@@ -4118,6 +4324,242 @@
         <w:numPr>
           <w:ilvl w:val="0"/>
           <w:numId w:val="11"/>
+        </w:numPr>
+        <w:spacing w:after="60"/>
+      </w:pPr>
+      <w:r>
+        <w:rPr>
+          <w:rFonts w:ascii="Calibri" w:cs="Calibri" w:eastAsia="Calibri" w:hAnsi="Calibri"/>
+          <w:sz w:val="21"/>
+          <w:szCs w:val="21"/>
+        </w:rPr>
+        <w:t xml:space="preserve">Press </w:t>
+      </w:r>
+      <w:r>
+        <w:rPr>
+          <w:rFonts w:ascii="Calibri" w:cs="Calibri" w:eastAsia="Calibri" w:hAnsi="Calibri"/>
+          <w:b/>
+          <w:bCs/>
+          <w:sz w:val="21"/>
+          <w:szCs w:val="21"/>
+        </w:rPr>
+        <w:t xml:space="preserve">F3</w:t>
+      </w:r>
+      <w:r>
+        <w:rPr>
+          <w:rFonts w:ascii="Calibri" w:cs="Calibri" w:eastAsia="Calibri" w:hAnsi="Calibri"/>
+          <w:sz w:val="21"/>
+          <w:szCs w:val="21"/>
+        </w:rPr>
+        <w:t xml:space="preserve"> (or Esc) to close the menu.</w:t>
+      </w:r>
+    </w:p>
+    <w:p>
+      <w:pPr>
+        <w:spacing w:after="100"/>
+      </w:pPr>
+      <w:r>
+        <w:rPr>
+          <w:rFonts w:ascii="Calibri" w:cs="Calibri" w:eastAsia="Calibri" w:hAnsi="Calibri"/>
+          <w:sz w:val="21"/>
+          <w:szCs w:val="21"/>
+        </w:rPr>
+        <w:t xml:space="preserve">Other lines of the menu: </w:t>
+      </w:r>
+      <w:r>
+        <w:rPr>
+          <w:rFonts w:ascii="Calibri" w:cs="Calibri" w:eastAsia="Calibri" w:hAnsi="Calibri"/>
+          <w:b/>
+          <w:bCs/>
+          <w:sz w:val="21"/>
+          <w:szCs w:val="21"/>
+        </w:rPr>
+        <w:t xml:space="preserve">Disconnect</w:t>
+      </w:r>
+      <w:r>
+        <w:rPr>
+          <w:rFonts w:ascii="Calibri" w:cs="Calibri" w:eastAsia="Calibri" w:hAnsi="Calibri"/>
+          <w:sz w:val="21"/>
+          <w:szCs w:val="21"/>
+        </w:rPr>
+        <w:t xml:space="preserve">; </w:t>
+      </w:r>
+      <w:r>
+        <w:rPr>
+          <w:rFonts w:ascii="Calibri" w:cs="Calibri" w:eastAsia="Calibri" w:hAnsi="Calibri"/>
+          <w:b/>
+          <w:bCs/>
+          <w:sz w:val="21"/>
+          <w:szCs w:val="21"/>
+        </w:rPr>
+        <w:t xml:space="preserve">Forget the device</w:t>
+      </w:r>
+      <w:r>
+        <w:rPr>
+          <w:rFonts w:ascii="Calibri" w:cs="Calibri" w:eastAsia="Calibri" w:hAnsi="Calibri"/>
+          <w:sz w:val="21"/>
+          <w:szCs w:val="21"/>
+        </w:rPr>
+        <w:t xml:space="preserve"> (it will not reconnect by itself); </w:t>
+      </w:r>
+      <w:r>
+        <w:rPr>
+          <w:rFonts w:ascii="Calibri" w:cs="Calibri" w:eastAsia="Calibri" w:hAnsi="Calibri"/>
+          <w:b/>
+          <w:bCs/>
+          <w:sz w:val="21"/>
+          <w:szCs w:val="21"/>
+        </w:rPr>
+        <w:t xml:space="preserve">PIN</w:t>
+      </w:r>
+      <w:r>
+        <w:rPr>
+          <w:rFonts w:ascii="Calibri" w:cs="Calibri" w:eastAsia="Calibri" w:hAnsi="Calibri"/>
+          <w:sz w:val="21"/>
+          <w:szCs w:val="21"/>
+        </w:rPr>
+        <w:t xml:space="preserve"> (Enter, type the code, Enter; empty = auto); </w:t>
+      </w:r>
+      <w:r>
+        <w:rPr>
+          <w:rFonts w:ascii="Calibri" w:cs="Calibri" w:eastAsia="Calibri" w:hAnsi="Calibri"/>
+          <w:b/>
+          <w:bCs/>
+          <w:sz w:val="21"/>
+          <w:szCs w:val="21"/>
+        </w:rPr>
+        <w:t xml:space="preserve">Volume</w:t>
+      </w:r>
+      <w:r>
+        <w:rPr>
+          <w:rFonts w:ascii="Calibri" w:cs="Calibri" w:eastAsia="Calibri" w:hAnsi="Calibri"/>
+          <w:sz w:val="21"/>
+          <w:szCs w:val="21"/>
+        </w:rPr>
+        <w:t xml:space="preserve"> (Left / Right); </w:t>
+      </w:r>
+      <w:r>
+        <w:rPr>
+          <w:rFonts w:ascii="Calibri" w:cs="Calibri" w:eastAsia="Calibri" w:hAnsi="Calibri"/>
+          <w:b/>
+          <w:bCs/>
+          <w:sz w:val="21"/>
+          <w:szCs w:val="21"/>
+        </w:rPr>
+        <w:t xml:space="preserve">Sound: Spectrum / test tone</w:t>
+      </w:r>
+      <w:r>
+        <w:rPr>
+          <w:rFonts w:ascii="Calibri" w:cs="Calibri" w:eastAsia="Calibri" w:hAnsi="Calibri"/>
+          <w:sz w:val="21"/>
+          <w:szCs w:val="21"/>
+        </w:rPr>
+        <w:t xml:space="preserve"> (Enter swaps; the test tone checks the Bluetooth side alone).</w:t>
+      </w:r>
+    </w:p>
+    <w:p>
+      <w:pPr>
+        <w:spacing w:after="100"/>
+      </w:pPr>
+      <w:r>
+        <w:rPr>
+          <w:rFonts w:ascii="Calibri" w:cs="Calibri" w:eastAsia="Calibri" w:hAnsi="Calibri"/>
+          <w:sz w:val="21"/>
+          <w:szCs w:val="21"/>
+        </w:rPr>
+        <w:t xml:space="preserve">Old devices that need a PIN code are paired automatically with 0000, 1234, 8888 and 1111 in turn (one try per connection attempt, about 20 seconds each; the bottom line shows the PIN being tried). If the device uses another code, set it under PIN before connecting. Bluetooth adds about 0.2 s of delay: fine for music, noticeable in fast games. If the menu says </w:t>
+      </w:r>
+      <w:r>
+        <w:rPr>
+          <w:rFonts w:ascii="Calibri" w:cs="Calibri" w:eastAsia="Calibri" w:hAnsi="Calibri"/>
+          <w:b/>
+          <w:bCs/>
+          <w:sz w:val="21"/>
+          <w:szCs w:val="21"/>
+        </w:rPr>
+        <w:t xml:space="preserve">No answer from the ESP32</w:t>
+      </w:r>
+      <w:r>
+        <w:rPr>
+          <w:rFonts w:ascii="Calibri" w:cs="Calibri" w:eastAsia="Calibri" w:hAnsi="Calibri"/>
+          <w:sz w:val="21"/>
+          <w:szCs w:val="21"/>
+        </w:rPr>
+        <w:t xml:space="preserve">, check its power and the wires.</w:t>
+      </w:r>
+    </w:p>
+    <w:p>
+      <w:pPr>
+        <w:pStyle w:val="Heading1"/>
+        <w:spacing w:after="120" w:before="300"/>
+      </w:pPr>
+      <w:r>
+        <w:rPr>
+          <w:rFonts w:ascii="Calibri" w:cs="Calibri" w:eastAsia="Calibri" w:hAnsi="Calibri"/>
+        </w:rPr>
+        <w:t xml:space="preserve">Good to know</w:t>
+      </w:r>
+    </w:p>
+    <w:p>
+      <w:pPr>
+        <w:pStyle w:val="ListParagraph"/>
+        <w:numPr>
+          <w:ilvl w:val="0"/>
+          <w:numId w:val="12"/>
+        </w:numPr>
+        <w:spacing w:after="60"/>
+      </w:pPr>
+      <w:r>
+        <w:rPr>
+          <w:rFonts w:ascii="Calibri" w:cs="Calibri" w:eastAsia="Calibri" w:hAnsi="Calibri"/>
+          <w:sz w:val="21"/>
+          <w:szCs w:val="21"/>
+        </w:rPr>
+        <w:t xml:space="preserve">SD card: FAT32 or FAT16. exFAT does not work (most cards larger than 32 GB come as exFAT: format them as FAT32).</w:t>
+      </w:r>
+    </w:p>
+    <w:p>
+      <w:pPr>
+        <w:pStyle w:val="ListParagraph"/>
+        <w:numPr>
+          <w:ilvl w:val="0"/>
+          <w:numId w:val="12"/>
+        </w:numPr>
+        <w:spacing w:after="60"/>
+      </w:pPr>
+      <w:r>
+        <w:rPr>
+          <w:rFonts w:ascii="Calibri" w:cs="Calibri" w:eastAsia="Calibri" w:hAnsi="Calibri"/>
+          <w:sz w:val="21"/>
+          <w:szCs w:val="21"/>
+        </w:rPr>
+        <w:t xml:space="preserve">Folders work. The browser shows folders first, then files, sorted by name, up to 320 per folder; long names are shown up to 27 characters.</w:t>
+      </w:r>
+    </w:p>
+    <w:p>
+      <w:pPr>
+        <w:pStyle w:val="ListParagraph"/>
+        <w:numPr>
+          <w:ilvl w:val="0"/>
+          <w:numId w:val="12"/>
+        </w:numPr>
+        <w:spacing w:after="60"/>
+      </w:pPr>
+      <w:r>
+        <w:rPr>
+          <w:rFonts w:ascii="Calibri" w:cs="Calibri" w:eastAsia="Calibri" w:hAnsi="Calibri"/>
+          <w:sz w:val="21"/>
+          <w:szCs w:val="21"/>
+        </w:rPr>
+        <w:t xml:space="preserve">Unmodified .tap and .tzx files are played and .z80 snapshots are loaded; no conversion on the PC is needed.</w:t>
+      </w:r>
+    </w:p>
+    <w:p>
+      <w:pPr>
+        <w:pStyle w:val="ListParagraph"/>
+        <w:numPr>
+          <w:ilvl w:val="0"/>
+          <w:numId w:val="12"/>
         </w:numPr>
         <w:spacing w:after="60"/>
       </w:pPr>
@@ -4859,6 +5301,18 @@
     </w:lvl>
   </w:abstractNum>
   <w:abstractNum w:abstractNumId="11" w15:restartNumberingAfterBreak="0">
+    <w:multiLevelType w:val="hybridMultilevel"/>
+    <w:lvl w:ilvl="0" w:tentative="1">
+      <w:start w:val="1"/>
+      <w:numFmt w:val="decimal"/>
+      <w:lvlText w:val="%1."/>
+      <w:lvlJc w:val="left"/>
+      <w:pPr>
+        <w:ind w:left="540" w:hanging="300"/>
+      </w:pPr>
+    </w:lvl>
+  </w:abstractNum>
+  <w:abstractNum w:abstractNumId="12" w15:restartNumberingAfterBreak="0">
     <w:multiLevelType w:val="hybridMultilevel"/>
     <w:lvl w:ilvl="0" w:tentative="1">
       <w:start w:val="1"/>
@@ -4931,6 +5385,12 @@
     </w:lvlOverride>
   </w:num>
   <w:num w:numId="11">
+    <w:abstractNumId w:val="12"/>
+    <w:lvlOverride w:ilvl="0">
+      <w:startOverride w:val="1"/>
+    </w:lvlOverride>
+  </w:num>
+  <w:num w:numId="12">
     <w:abstractNumId w:val="2"/>
     <w:lvlOverride w:ilvl="0">
       <w:startOverride w:val="1"/>
